--- a/docs/documentos-funcionales/07-favoritos.docx
+++ b/docs/documentos-funcionales/07-favoritos.docx
@@ -14,7 +14,7 @@
           <w:sz w:val="18"/>
           <w:szCs w:val="18"/>
         </w:rPr>
-        <w:t xml:space="preserve">BBVA MI CASA — PROTOTIPO FUNCIONAL</w:t>
+        <w:t xml:space="preserve">BBVA MI CASA — REQUERIMIENTOS FUNCIONALES</w:t>
       </w:r>
     </w:p>
     <w:p>
@@ -43,26 +43,7 @@
           <w:sz w:val="20"/>
           <w:szCs w:val="20"/>
         </w:rPr>
-        <w:t xml:space="preserve">Documento funcional  ·  15 de septiembre de 2026</w:t>
-      </w:r>
-    </w:p>
-    <w:p>
-      <w:pPr>
-        <w:pBdr>
-          <w:left w:val="single" w:color="004481" w:sz="18" w:space="8"/>
-        </w:pBdr>
-        <w:spacing w:after="60"/>
-        <w:ind w:left="200"/>
-      </w:pPr>
-      <w:r>
-        <w:rPr>
-          <w:i/>
-          <w:iCs/>
-          <w:color w:val="5B6B7A"/>
-          <w:sz w:val="20"/>
-          <w:szCs w:val="20"/>
-        </w:rPr>
-        <w:t xml:space="preserve">Nota de alcance: este documento describe el funcionamiento de una MAQUETA / PROTOTIPO FUNCIONAL de BBVA Mi Casa (una interfaz navegable con datos y reglas de ejemplo, sin backend ni integraciones reales), no la documentación de un proyecto en producción. Donde algo hoy está simulado, mockeado o pendiente de definición, se aclara explícitamente en las secciones de Integraciones, Seguridad y Pendientes.</w:t>
+        <w:t xml:space="preserve">Requerimiento funcional  ·  15 de septiembre de 2026</w:t>
       </w:r>
     </w:p>
     <w:p>
@@ -118,7 +99,7 @@
           <w:bCs/>
           <w:color w:val="0B1F3A"/>
         </w:rPr>
-        <w:t xml:space="preserve">Incluye en este prototipo</w:t>
+        <w:t xml:space="preserve">Incluye</w:t>
       </w:r>
     </w:p>
     <w:p>
@@ -171,7 +152,7 @@
           <w:bCs/>
           <w:color w:val="0B1F3A"/>
         </w:rPr>
-        <w:t xml:space="preserve">No incluye</w:t>
+        <w:t xml:space="preserve">Fuera de alcance</w:t>
       </w:r>
     </w:p>
     <w:p>
@@ -198,19 +179,6 @@
       </w:pPr>
       <w:r>
         <w:t xml:space="preserve">Compartir la lista de favoritos con otra persona.</w:t>
-      </w:r>
-    </w:p>
-    <w:p>
-      <w:pPr>
-        <w:pStyle w:val="ListParagraph"/>
-        <w:numPr>
-          <w:ilvl w:val="0"/>
-          <w:numId w:val="2"/>
-        </w:numPr>
-        <w:spacing w:after="90"/>
-      </w:pPr>
-      <w:r>
-        <w:t xml:space="preserve">Alertas automáticas de cambio de precio en un favorito (existe una notificación de ejemplo de "propiedad actualizada", pero no está automatizada — ver Módulo 11).</w:t>
       </w:r>
     </w:p>
     <w:p>
@@ -326,7 +294,7 @@
         <w:spacing w:after="90"/>
       </w:pPr>
       <w:r>
-        <w:t xml:space="preserve">Un favorito es simplemente el id de la propiedad guardado en una lista por cuenta — no valida disponibilidad ni vencimiento de la propiedad.</w:t>
+        <w:t xml:space="preserve">Un favorito es la asociación entre un usuario y una propiedad — no valida disponibilidad ni vencimiento de la propiedad.</w:t>
       </w:r>
     </w:p>
     <w:p>
@@ -343,20 +311,33 @@
           <w:bCs/>
           <w:color w:val="004481"/>
         </w:rPr>
-        <w:t xml:space="preserve">6. Datos que maneja — equipo de Data</w:t>
-      </w:r>
-    </w:p>
-    <w:p>
-      <w:pPr>
-        <w:pStyle w:val="ListParagraph"/>
-        <w:numPr>
-          <w:ilvl w:val="0"/>
-          <w:numId w:val="2"/>
-        </w:numPr>
-        <w:spacing w:after="90"/>
-      </w:pPr>
-      <w:r>
-        <w:t xml:space="preserve">Lista de ids de propiedades favoritas por cuenta, persistida en localStorage namespaced por email.</w:t>
+        <w:t xml:space="preserve">6. Requerimientos de datos — equipo de Data</w:t>
+      </w:r>
+    </w:p>
+    <w:p>
+      <w:pPr>
+        <w:pStyle w:val="ListParagraph"/>
+        <w:numPr>
+          <w:ilvl w:val="0"/>
+          <w:numId w:val="2"/>
+        </w:numPr>
+        <w:spacing w:after="90"/>
+      </w:pPr>
+      <w:r>
+        <w:t xml:space="preserve">Lista de propiedades favoritas por usuario, persistida en base de datos asociada al id de usuario.</w:t>
+      </w:r>
+    </w:p>
+    <w:p>
+      <w:pPr>
+        <w:pStyle w:val="ListParagraph"/>
+        <w:numPr>
+          <w:ilvl w:val="0"/>
+          <w:numId w:val="2"/>
+        </w:numPr>
+        <w:spacing w:after="90"/>
+      </w:pPr>
+      <w:r>
+        <w:t xml:space="preserve">Debe limpiarse automáticamente (o marcarse como no disponible) si la propiedad deja de existir en el catálogo, para evitar favoritos huérfanos.</w:t>
       </w:r>
     </w:p>
     <w:p>
@@ -373,20 +354,20 @@
           <w:bCs/>
           <w:color w:val="004481"/>
         </w:rPr>
-        <w:t xml:space="preserve">7. Integraciones y dependencias — equipo de Infraestructura</w:t>
-      </w:r>
-    </w:p>
-    <w:p>
-      <w:pPr>
-        <w:pStyle w:val="ListParagraph"/>
-        <w:numPr>
-          <w:ilvl w:val="0"/>
-          <w:numId w:val="2"/>
-        </w:numPr>
-        <w:spacing w:after="90"/>
-      </w:pPr>
-      <w:r>
-        <w:t xml:space="preserve">Ninguna.</w:t>
+        <w:t xml:space="preserve">7. Integraciones e infraestructura — equipo de Infraestructura</w:t>
+      </w:r>
+    </w:p>
+    <w:p>
+      <w:pPr>
+        <w:pStyle w:val="ListParagraph"/>
+        <w:numPr>
+          <w:ilvl w:val="0"/>
+          <w:numId w:val="2"/>
+        </w:numPr>
+        <w:spacing w:after="90"/>
+      </w:pPr>
+      <w:r>
+        <w:t xml:space="preserve">Ninguna adicional a la del catálogo de propiedades (Módulo 3).</w:t>
       </w:r>
     </w:p>
     <w:p>
@@ -403,20 +384,20 @@
           <w:bCs/>
           <w:color w:val="004481"/>
         </w:rPr>
-        <w:t xml:space="preserve">8. Consideraciones de seguridad — equipo de Seguridad</w:t>
-      </w:r>
-    </w:p>
-    <w:p>
-      <w:pPr>
-        <w:pStyle w:val="ListParagraph"/>
-        <w:numPr>
-          <w:ilvl w:val="0"/>
-          <w:numId w:val="2"/>
-        </w:numPr>
-        <w:spacing w:after="90"/>
-      </w:pPr>
-      <w:r>
-        <w:t xml:space="preserve">Sin datos sensibles más allá de la asociación cuenta↔propiedad, con el mismo alcance de persistencia client-side descrito en el Módulo 1.</w:t>
+        <w:t xml:space="preserve">8. Requerimientos de seguridad — equipo de Seguridad</w:t>
+      </w:r>
+    </w:p>
+    <w:p>
+      <w:pPr>
+        <w:pStyle w:val="ListParagraph"/>
+        <w:numPr>
+          <w:ilvl w:val="0"/>
+          <w:numId w:val="2"/>
+        </w:numPr>
+        <w:spacing w:after="90"/>
+      </w:pPr>
+      <w:r>
+        <w:t xml:space="preserve">Requiere sesión autenticada; autorización a nivel de fila para que un usuario solo pueda ver/modificar sus propios favoritos.</w:t>
       </w:r>
     </w:p>
     <w:p>
@@ -433,50 +414,20 @@
           <w:bCs/>
           <w:color w:val="004481"/>
         </w:rPr>
-        <w:t xml:space="preserve">9. Limitaciones conocidas del prototipo</w:t>
-      </w:r>
-    </w:p>
-    <w:p>
-      <w:pPr>
-        <w:pStyle w:val="ListParagraph"/>
-        <w:numPr>
-          <w:ilvl w:val="0"/>
-          <w:numId w:val="2"/>
-        </w:numPr>
-        <w:spacing w:after="90"/>
-      </w:pPr>
-      <w:r>
-        <w:t xml:space="preserve">Si una propiedad se "quitara" del catálogo estático, quedaría un favorito huérfano — no hay una limpieza automática para ese caso.</w:t>
-      </w:r>
-    </w:p>
-    <w:p>
-      <w:pPr>
-        <w:pStyle w:val="Heading2"/>
-        <w:pBdr>
-          <w:bottom w:val="single" w:color="D9DEE4" w:sz="4" w:space="4"/>
-        </w:pBdr>
-        <w:spacing w:after="120" w:before="300"/>
-      </w:pPr>
-      <w:r>
-        <w:rPr>
-          <w:b/>
-          <w:bCs/>
-          <w:color w:val="004481"/>
-        </w:rPr>
-        <w:t xml:space="preserve">10. Pendientes / decisiones abiertas</w:t>
-      </w:r>
-    </w:p>
-    <w:p>
-      <w:pPr>
-        <w:pStyle w:val="ListParagraph"/>
-        <w:numPr>
-          <w:ilvl w:val="0"/>
-          <w:numId w:val="2"/>
-        </w:numPr>
-        <w:spacing w:after="90"/>
-      </w:pPr>
-      <w:r>
-        <w:t xml:space="preserve">Definir si Favoritos debe generar alertas reales de precio o disponibilidad.</w:t>
+        <w:t xml:space="preserve">9. Pendientes / decisiones abiertas</w:t>
+      </w:r>
+    </w:p>
+    <w:p>
+      <w:pPr>
+        <w:pStyle w:val="ListParagraph"/>
+        <w:numPr>
+          <w:ilvl w:val="0"/>
+          <w:numId w:val="2"/>
+        </w:numPr>
+        <w:spacing w:after="90"/>
+      </w:pPr>
+      <w:r>
+        <w:t xml:space="preserve">Definir si Favoritos debe generar alertas reales de precio o disponibilidad (requiere un proceso que compare periódicamente el catálogo contra la lista de favoritos).</w:t>
       </w:r>
     </w:p>
     <w:sectPr>
